--- a/Assignment 1/Assignment 1.docx
+++ b/Assignment 1/Assignment 1.docx
@@ -4467,11 +4467,44 @@
           <w:rtl/>
         </w:rPr>
       </w:pPr>
-      <w:r>
-        <w:rPr>
-          <w:rFonts w:hint="cs"/>
-          <w:rtl/>
-        </w:rPr>
+    </w:p>
+    <w:p>
+      <w:pPr>
+        <w:ind w:left="360"/>
+        <w:rPr>
+          <w:rtl/>
+        </w:rPr>
+      </w:pPr>
+    </w:p>
+    <w:p>
+      <w:pPr>
+        <w:ind w:left="360"/>
+        <w:rPr>
+          <w:rtl/>
+        </w:rPr>
+      </w:pPr>
+    </w:p>
+    <w:p>
+      <w:pPr>
+        <w:ind w:left="360"/>
+        <w:rPr>
+          <w:rtl/>
+        </w:rPr>
+      </w:pPr>
+    </w:p>
+    <w:p>
+      <w:pPr>
+        <w:ind w:left="360"/>
+        <w:rPr>
+          <w:rtl/>
+        </w:rPr>
+      </w:pPr>
+      <w:r>
+        <w:rPr>
+          <w:rFonts w:hint="cs"/>
+          <w:rtl/>
+        </w:rPr>
+        <w:lastRenderedPageBreak/>
         <w:t xml:space="preserve">ו. </w:t>
       </w:r>
       <w:r>
@@ -4491,23 +4524,13 @@
       <w:r>
         <w:rPr>
           <w:rFonts w:cs="Arial"/>
-          <w:noProof/>
-          <w:rtl/>
-        </w:rPr>
-        <w:lastRenderedPageBreak/>
+          <w:rtl/>
+        </w:rPr>
         <w:drawing>
-          <wp:anchor distT="0" distB="0" distL="114300" distR="114300" simplePos="0" relativeHeight="251658240" behindDoc="0" locked="0" layoutInCell="1" allowOverlap="1" wp14:anchorId="396B962B" wp14:editId="4790C9A1">
-            <wp:simplePos x="0" y="0"/>
-            <wp:positionH relativeFrom="margin">
-              <wp:posOffset>916940</wp:posOffset>
-            </wp:positionH>
-            <wp:positionV relativeFrom="margin">
-              <wp:posOffset>314960</wp:posOffset>
-            </wp:positionV>
-            <wp:extent cx="5001260" cy="7553960"/>
-            <wp:effectExtent l="0" t="0" r="8890" b="8890"/>
-            <wp:wrapSquare wrapText="bothSides"/>
-            <wp:docPr id="1092393490" name="תמונה 1"/>
+          <wp:inline distT="0" distB="0" distL="0" distR="0" wp14:anchorId="0850E4B3" wp14:editId="7E4E2DF1">
+            <wp:extent cx="6645910" cy="7103745"/>
+            <wp:effectExtent l="0" t="0" r="2540" b="1905"/>
+            <wp:docPr id="1148386694" name="תמונה 1"/>
             <wp:cNvGraphicFramePr>
               <a:graphicFrameLocks xmlns:a="http://schemas.openxmlformats.org/drawingml/2006/main" noChangeAspect="1"/>
             </wp:cNvGraphicFramePr>
@@ -4515,17 +4538,11 @@
               <a:graphicData uri="http://schemas.openxmlformats.org/drawingml/2006/picture">
                 <pic:pic xmlns:pic="http://schemas.openxmlformats.org/drawingml/2006/picture">
                   <pic:nvPicPr>
-                    <pic:cNvPr id="1092393490" name=""/>
+                    <pic:cNvPr id="1148386694" name=""/>
                     <pic:cNvPicPr/>
                   </pic:nvPicPr>
                   <pic:blipFill>
-                    <a:blip r:embed="rId6">
-                      <a:extLst>
-                        <a:ext uri="{28A0092B-C50C-407E-A947-70E740481C1C}">
-                          <a14:useLocalDpi xmlns:a14="http://schemas.microsoft.com/office/drawing/2010/main" val="0"/>
-                        </a:ext>
-                      </a:extLst>
-                    </a:blip>
+                    <a:blip r:embed="rId6"/>
                     <a:stretch>
                       <a:fillRect/>
                     </a:stretch>
@@ -4533,7 +4550,7 @@
                   <pic:spPr>
                     <a:xfrm>
                       <a:off x="0" y="0"/>
-                      <a:ext cx="5001260" cy="7553960"/>
+                      <a:ext cx="6645910" cy="7103745"/>
                     </a:xfrm>
                     <a:prstGeom prst="rect">
                       <a:avLst/>
@@ -4542,7 +4559,7 @@
                 </pic:pic>
               </a:graphicData>
             </a:graphic>
-          </wp:anchor>
+          </wp:inline>
         </w:drawing>
       </w:r>
     </w:p>
@@ -5493,14 +5510,7 @@
           <w:b/>
           <w:bCs/>
         </w:rPr>
-        <w:t>C</w:t>
-      </w:r>
-      <w:r>
-        <w:rPr>
-          <w:b/>
-          <w:bCs/>
-        </w:rPr>
-        <w:t>ontroller</w:t>
+        <w:t>Controller</w:t>
       </w:r>
       <w:r>
         <w:rPr>
@@ -5643,9 +5653,6 @@
           <w:tab w:val="num" w:pos="1800"/>
         </w:tabs>
         <w:ind w:left="1080"/>
-        <w:rPr>
-          <w:rFonts w:hint="cs"/>
-        </w:rPr>
       </w:pPr>
       <w:r>
         <w:rPr>
@@ -5729,7 +5736,6 @@
         </w:tabs>
         <w:ind w:left="1080"/>
         <w:rPr>
-          <w:rFonts w:hint="cs"/>
           <w:rtl/>
         </w:rPr>
       </w:pPr>
@@ -8722,6 +8728,7 @@
   <w:style w:type="character" w:default="1" w:styleId="a0">
     <w:name w:val="Default Paragraph Font"/>
     <w:uiPriority w:val="1"/>
+    <w:semiHidden/>
     <w:unhideWhenUsed/>
   </w:style>
   <w:style w:type="table" w:default="1" w:styleId="a1">
